--- a/src/content/bios-diffs/Chan-M 2021 (track-changes).docx
+++ b/src/content/bios-diffs/Chan-M 2021 (track-changes).docx
@@ -13,7 +13,7 @@
           <w:lang w:val="en-GB"/>
         </w:rPr>
       </w:pPr>
-      <w:del w:id="1000" w:author="IO BIO parser" w:date="2026-05-18T08:57:46Z">
+      <w:del w:id="1000" w:author="IO BIO parser" w:date="2026-05-18T09:16:08Z">
         <w:r>
           <w:rPr>
             <w:b/>
@@ -23,7 +23,7 @@
           <w:delText xml:space="preserve">CHAN, Margaret (née </w:delText>
         </w:r>
       </w:del>
-      <w:del w:id="1000" w:author="IO BIO parser" w:date="2026-05-18T08:57:46Z">
+      <w:del w:id="1000" w:author="IO BIO parser" w:date="2026-05-18T09:16:08Z">
         <w:r>
           <w:rPr>
             <w:b/>
@@ -34,7 +34,7 @@
         </w:r>
       </w:del>
       <w:proofErr w:type="spellStart"/>
-      <w:del w:id="1000" w:author="IO BIO parser" w:date="2026-05-18T08:57:46Z">
+      <w:del w:id="1000" w:author="IO BIO parser" w:date="2026-05-18T09:16:08Z">
         <w:r>
           <w:rPr>
             <w:b/>
@@ -45,7 +45,7 @@
         </w:r>
       </w:del>
       <w:proofErr w:type="spellEnd"/>
-      <w:del w:id="1000" w:author="IO BIO parser" w:date="2026-05-18T08:57:46Z">
+      <w:del w:id="1000" w:author="IO BIO parser" w:date="2026-05-18T09:16:08Z">
         <w:r>
           <w:rPr>
             <w:b/>
@@ -57,7 +57,7 @@
           <w:delText xml:space="preserve">)</w:delText>
         </w:r>
       </w:del>
-      <w:del w:id="1000" w:author="IO BIO parser" w:date="2026-05-18T08:57:46Z">
+      <w:del w:id="1000" w:author="IO BIO parser" w:date="2026-05-18T09:16:08Z">
         <w:r>
           <w:rPr>
             <w:b/>
@@ -69,7 +69,7 @@
           <w:delText xml:space="preserve">, </w:delText>
         </w:r>
       </w:del>
-      <w:del w:id="1000" w:author="IO BIO parser" w:date="2026-05-18T08:57:46Z">
+      <w:del w:id="1000" w:author="IO BIO parser" w:date="2026-05-18T09:16:08Z">
         <w:r>
           <w:rPr>
             <w:b/>
@@ -81,7 +81,7 @@
           <w:delText xml:space="preserve">Hong Kong medical officer and </w:delText>
         </w:r>
       </w:del>
-      <w:del w:id="1000" w:author="IO BIO parser" w:date="2026-05-18T08:57:46Z">
+      <w:del w:id="1000" w:author="IO BIO parser" w:date="2026-05-18T09:16:08Z">
         <w:r>
           <w:rPr>
             <w:b/>
@@ -93,7 +93,7 @@
           <w:delText xml:space="preserve">seventh </w:delText>
         </w:r>
       </w:del>
-      <w:del w:id="1000" w:author="IO BIO parser" w:date="2026-05-18T08:57:46Z">
+      <w:del w:id="1000" w:author="IO BIO parser" w:date="2026-05-18T09:16:08Z">
         <w:r>
           <w:rPr>
             <w:b/>
@@ -105,7 +105,7 @@
           <w:delText xml:space="preserve">Director-General of the World Health </w:delText>
         </w:r>
       </w:del>
-      <w:del w:id="1000" w:author="IO BIO parser" w:date="2026-05-18T08:57:46Z">
+      <w:del w:id="1000" w:author="IO BIO parser" w:date="2026-05-18T09:16:08Z">
         <w:r>
           <w:rPr>
             <w:b/>
@@ -117,7 +117,7 @@
           <w:delText xml:space="preserve">Organization</w:delText>
         </w:r>
       </w:del>
-      <w:del w:id="1000" w:author="IO BIO parser" w:date="2026-05-18T08:57:46Z">
+      <w:del w:id="1000" w:author="IO BIO parser" w:date="2026-05-18T09:16:08Z">
         <w:r>
           <w:rPr>
             <w:b/>
@@ -129,7 +129,7 @@
           <w:delText xml:space="preserve"> (WHO) 200</w:delText>
         </w:r>
       </w:del>
-      <w:del w:id="1000" w:author="IO BIO parser" w:date="2026-05-18T08:57:46Z">
+      <w:del w:id="1000" w:author="IO BIO parser" w:date="2026-05-18T09:16:08Z">
         <w:r>
           <w:rPr>
             <w:b/>
@@ -141,7 +141,7 @@
           <w:delText xml:space="preserve">7</w:delText>
         </w:r>
       </w:del>
-      <w:del w:id="1000" w:author="IO BIO parser" w:date="2026-05-18T08:57:46Z">
+      <w:del w:id="1000" w:author="IO BIO parser" w:date="2026-05-18T09:16:08Z">
         <w:r>
           <w:rPr>
             <w:b/>
@@ -153,7 +153,7 @@
           <w:delText xml:space="preserve">-2017, was born 21 August 1947 in Hong Kong. </w:delText>
         </w:r>
       </w:del>
-      <w:del w:id="1000" w:author="IO BIO parser" w:date="2026-05-18T08:57:46Z">
+      <w:del w:id="1000" w:author="IO BIO parser" w:date="2026-05-18T09:16:08Z">
         <w:r>
           <w:rPr>
             <w:b/>
@@ -165,7 +165,7 @@
           <w:delText xml:space="preserve">Her </w:delText>
         </w:r>
       </w:del>
-      <w:del w:id="1000" w:author="IO BIO parser" w:date="2026-05-18T08:57:46Z">
+      <w:del w:id="1000" w:author="IO BIO parser" w:date="2026-05-18T09:16:08Z">
         <w:r>
           <w:rPr>
             <w:b/>
@@ -177,7 +177,7 @@
           <w:delText xml:space="preserve">p</w:delText>
         </w:r>
       </w:del>
-      <w:del w:id="1000" w:author="IO BIO parser" w:date="2026-05-18T08:57:46Z">
+      <w:del w:id="1000" w:author="IO BIO parser" w:date="2026-05-18T09:16:08Z">
         <w:r>
           <w:rPr>
             <w:b/>
@@ -189,7 +189,7 @@
           <w:delText xml:space="preserve">arents’ names and professions </w:delText>
         </w:r>
       </w:del>
-      <w:del w:id="1000" w:author="IO BIO parser" w:date="2026-05-18T08:57:46Z">
+      <w:del w:id="1000" w:author="IO BIO parser" w:date="2026-05-18T09:16:08Z">
         <w:r>
           <w:rPr>
             <w:b/>
@@ -201,7 +201,7 @@
           <w:delText xml:space="preserve">are not currently publicly available</w:delText>
         </w:r>
       </w:del>
-      <w:del w:id="1000" w:author="IO BIO parser" w:date="2026-05-18T08:57:46Z">
+      <w:del w:id="1000" w:author="IO BIO parser" w:date="2026-05-18T09:16:08Z">
         <w:r>
           <w:rPr>
             <w:b/>
@@ -213,7 +213,7 @@
           <w:delText xml:space="preserve">.</w:delText>
         </w:r>
       </w:del>
-      <w:del w:id="1000" w:author="IO BIO parser" w:date="2026-05-18T08:57:46Z">
+      <w:del w:id="1000" w:author="IO BIO parser" w:date="2026-05-18T09:16:08Z">
         <w:r>
           <w:rPr>
             <w:b/>
@@ -225,7 +225,7 @@
           <w:delText xml:space="preserve"> </w:delText>
         </w:r>
       </w:del>
-      <w:del w:id="1000" w:author="IO BIO parser" w:date="2026-05-18T08:57:46Z">
+      <w:del w:id="1000" w:author="IO BIO parser" w:date="2026-05-18T09:16:08Z">
         <w:r>
           <w:rPr>
             <w:b/>
@@ -237,7 +237,7 @@
           <w:delText xml:space="preserve">S</w:delText>
         </w:r>
       </w:del>
-      <w:del w:id="1000" w:author="IO BIO parser" w:date="2026-05-18T08:57:46Z">
+      <w:del w:id="1000" w:author="IO BIO parser" w:date="2026-05-18T09:16:08Z">
         <w:r>
           <w:rPr>
             <w:b/>
@@ -249,7 +249,7 @@
           <w:delText xml:space="preserve">he married David Chan, ophthalmologist</w:delText>
         </w:r>
       </w:del>
-      <w:del w:id="1000" w:author="IO BIO parser" w:date="2026-05-18T08:57:46Z">
+      <w:del w:id="1000" w:author="IO BIO parser" w:date="2026-05-18T09:16:08Z">
         <w:r>
           <w:rPr>
             <w:b/>
@@ -261,7 +261,7 @@
           <w:delText xml:space="preserve">, with whom she has</w:delText>
         </w:r>
       </w:del>
-      <w:del w:id="1000" w:author="IO BIO parser" w:date="2026-05-18T08:57:46Z">
+      <w:del w:id="1000" w:author="IO BIO parser" w:date="2026-05-18T09:16:08Z">
         <w:r>
           <w:rPr>
             <w:b/>
@@ -273,7 +273,7 @@
           <w:delText xml:space="preserve"> one son.</w:delText>
         </w:r>
       </w:del>
-      <w:del w:id="1000" w:author="IO BIO parser" w:date="2026-05-18T08:57:46Z">
+      <w:del w:id="1000" w:author="IO BIO parser" w:date="2026-05-18T09:16:08Z">
         <w:r>
           <w:rPr>
             <w:b/>
@@ -285,7 +285,7 @@
           <w:delText xml:space="preserve"> </w:delText>
         </w:r>
       </w:del>
-      <w:ins w:id="1001" w:author="IO BIO parser" w:date="2026-05-18T08:57:46Z">
+      <w:ins w:id="1001" w:author="IO BIO parser" w:date="2026-05-18T09:16:08Z">
         <w:r>
           <w:t xml:space="preserve">CHAN, Margaret (née Fung Fu-chun), Hong Kong Chinese medical officer and seventh Director-General of the World Health Organization (WHO) 2007-2017, was born 21 August 1947 in Hong Kong. Her parents’ names and professions are not currently publicly available. She married David Chan, ophthalmologist, with whom she has one son. </w:t>
         </w:r>
